--- a/Evaluación 1/Evidencias proyecto/Mockups.docx
+++ b/Evaluación 1/Evidencias proyecto/Mockups.docx
@@ -33,12 +33,12 @@
           <wp:inline distB="114300" distT="114300" distL="114300" distR="114300">
             <wp:extent cx="5731200" cy="3530600"/>
             <wp:effectExtent b="0" l="0" r="0" t="0"/>
-            <wp:docPr id="2" name="image3.png"/>
+            <wp:docPr id="2" name="image17.png"/>
             <a:graphic>
               <a:graphicData uri="http://schemas.openxmlformats.org/drawingml/2006/picture">
                 <pic:pic>
                   <pic:nvPicPr>
-                    <pic:cNvPr id="0" name="image3.png"/>
+                    <pic:cNvPr id="0" name="image17.png"/>
                     <pic:cNvPicPr preferRelativeResize="0"/>
                   </pic:nvPicPr>
                   <pic:blipFill>
@@ -100,12 +100,12 @@
           <wp:inline distB="114300" distT="114300" distL="114300" distR="114300">
             <wp:extent cx="5731200" cy="3517900"/>
             <wp:effectExtent b="0" l="0" r="0" t="0"/>
-            <wp:docPr id="4" name="image10.png"/>
+            <wp:docPr id="4" name="image7.png"/>
             <a:graphic>
               <a:graphicData uri="http://schemas.openxmlformats.org/drawingml/2006/picture">
                 <pic:pic>
                   <pic:nvPicPr>
-                    <pic:cNvPr id="0" name="image10.png"/>
+                    <pic:cNvPr id="0" name="image7.png"/>
                     <pic:cNvPicPr preferRelativeResize="0"/>
                   </pic:nvPicPr>
                   <pic:blipFill>
@@ -196,12 +196,12 @@
           <wp:inline distB="114300" distT="114300" distL="114300" distR="114300">
             <wp:extent cx="5731200" cy="3530600"/>
             <wp:effectExtent b="0" l="0" r="0" t="0"/>
-            <wp:docPr id="8" name="image13.png"/>
+            <wp:docPr id="8" name="image10.png"/>
             <a:graphic>
               <a:graphicData uri="http://schemas.openxmlformats.org/drawingml/2006/picture">
                 <pic:pic>
                   <pic:nvPicPr>
-                    <pic:cNvPr id="0" name="image13.png"/>
+                    <pic:cNvPr id="0" name="image10.png"/>
                     <pic:cNvPicPr preferRelativeResize="0"/>
                   </pic:nvPicPr>
                   <pic:blipFill>
@@ -262,12 +262,12 @@
           <wp:inline distB="114300" distT="114300" distL="114300" distR="114300">
             <wp:extent cx="5731200" cy="3403600"/>
             <wp:effectExtent b="0" l="0" r="0" t="0"/>
-            <wp:docPr id="6" name="image11.png"/>
+            <wp:docPr id="6" name="image4.png"/>
             <a:graphic>
               <a:graphicData uri="http://schemas.openxmlformats.org/drawingml/2006/picture">
                 <pic:pic>
                   <pic:nvPicPr>
-                    <pic:cNvPr id="0" name="image11.png"/>
+                    <pic:cNvPr id="0" name="image4.png"/>
                     <pic:cNvPicPr preferRelativeResize="0"/>
                   </pic:nvPicPr>
                   <pic:blipFill>
@@ -358,12 +358,12 @@
           <wp:inline distB="114300" distT="114300" distL="114300" distR="114300">
             <wp:extent cx="5731200" cy="3543300"/>
             <wp:effectExtent b="0" l="0" r="0" t="0"/>
-            <wp:docPr id="17" name="image5.png"/>
+            <wp:docPr id="17" name="image1.png"/>
             <a:graphic>
               <a:graphicData uri="http://schemas.openxmlformats.org/drawingml/2006/picture">
                 <pic:pic>
                   <pic:nvPicPr>
-                    <pic:cNvPr id="0" name="image5.png"/>
+                    <pic:cNvPr id="0" name="image1.png"/>
                     <pic:cNvPicPr preferRelativeResize="0"/>
                   </pic:nvPicPr>
                   <pic:blipFill>
@@ -414,12 +414,12 @@
           <wp:inline distB="114300" distT="114300" distL="114300" distR="114300">
             <wp:extent cx="5731200" cy="3441700"/>
             <wp:effectExtent b="0" l="0" r="0" t="0"/>
-            <wp:docPr id="10" name="image1.png"/>
+            <wp:docPr id="10" name="image5.png"/>
             <a:graphic>
               <a:graphicData uri="http://schemas.openxmlformats.org/drawingml/2006/picture">
                 <pic:pic>
                   <pic:nvPicPr>
-                    <pic:cNvPr id="0" name="image1.png"/>
+                    <pic:cNvPr id="0" name="image5.png"/>
                     <pic:cNvPicPr preferRelativeResize="0"/>
                   </pic:nvPicPr>
                   <pic:blipFill>
@@ -540,12 +540,12 @@
           <wp:inline distB="114300" distT="114300" distL="114300" distR="114300">
             <wp:extent cx="5731200" cy="3378200"/>
             <wp:effectExtent b="0" l="0" r="0" t="0"/>
-            <wp:docPr id="16" name="image2.png"/>
+            <wp:docPr id="16" name="image9.png"/>
             <a:graphic>
               <a:graphicData uri="http://schemas.openxmlformats.org/drawingml/2006/picture">
                 <pic:pic>
                   <pic:nvPicPr>
-                    <pic:cNvPr id="0" name="image2.png"/>
+                    <pic:cNvPr id="0" name="image9.png"/>
                     <pic:cNvPicPr preferRelativeResize="0"/>
                   </pic:nvPicPr>
                   <pic:blipFill>
@@ -671,12 +671,12 @@
           <wp:inline distB="114300" distT="114300" distL="114300" distR="114300">
             <wp:extent cx="5731200" cy="3581400"/>
             <wp:effectExtent b="0" l="0" r="0" t="0"/>
-            <wp:docPr id="7" name="image17.png"/>
+            <wp:docPr id="7" name="image15.png"/>
             <a:graphic>
               <a:graphicData uri="http://schemas.openxmlformats.org/drawingml/2006/picture">
                 <pic:pic>
                   <pic:nvPicPr>
-                    <pic:cNvPr id="0" name="image17.png"/>
+                    <pic:cNvPr id="0" name="image15.png"/>
                     <pic:cNvPicPr preferRelativeResize="0"/>
                   </pic:nvPicPr>
                   <pic:blipFill>
@@ -727,12 +727,12 @@
           <wp:inline distB="114300" distT="114300" distL="114300" distR="114300">
             <wp:extent cx="5731200" cy="3556000"/>
             <wp:effectExtent b="0" l="0" r="0" t="0"/>
-            <wp:docPr id="5" name="image8.png"/>
+            <wp:docPr id="5" name="image3.png"/>
             <a:graphic>
               <a:graphicData uri="http://schemas.openxmlformats.org/drawingml/2006/picture">
                 <pic:pic>
                   <pic:nvPicPr>
-                    <pic:cNvPr id="0" name="image8.png"/>
+                    <pic:cNvPr id="0" name="image3.png"/>
                     <pic:cNvPicPr preferRelativeResize="0"/>
                   </pic:nvPicPr>
                   <pic:blipFill>
@@ -839,12 +839,12 @@
           <wp:inline distB="114300" distT="114300" distL="114300" distR="114300">
             <wp:extent cx="5731200" cy="3517900"/>
             <wp:effectExtent b="0" l="0" r="0" t="0"/>
-            <wp:docPr id="9" name="image4.png"/>
+            <wp:docPr id="9" name="image6.png"/>
             <a:graphic>
               <a:graphicData uri="http://schemas.openxmlformats.org/drawingml/2006/picture">
                 <pic:pic>
                   <pic:nvPicPr>
-                    <pic:cNvPr id="0" name="image4.png"/>
+                    <pic:cNvPr id="0" name="image6.png"/>
                     <pic:cNvPicPr preferRelativeResize="0"/>
                   </pic:nvPicPr>
                   <pic:blipFill>
@@ -905,12 +905,12 @@
           <wp:inline distB="114300" distT="114300" distL="114300" distR="114300">
             <wp:extent cx="5731200" cy="3530600"/>
             <wp:effectExtent b="0" l="0" r="0" t="0"/>
-            <wp:docPr id="12" name="image9.png"/>
+            <wp:docPr id="12" name="image14.png"/>
             <a:graphic>
               <a:graphicData uri="http://schemas.openxmlformats.org/drawingml/2006/picture">
                 <pic:pic>
                   <pic:nvPicPr>
-                    <pic:cNvPr id="0" name="image9.png"/>
+                    <pic:cNvPr id="0" name="image14.png"/>
                     <pic:cNvPicPr preferRelativeResize="0"/>
                   </pic:nvPicPr>
                   <pic:blipFill>
@@ -1001,12 +1001,12 @@
           <wp:inline distB="114300" distT="114300" distL="114300" distR="114300">
             <wp:extent cx="5731200" cy="3530600"/>
             <wp:effectExtent b="0" l="0" r="0" t="0"/>
-            <wp:docPr id="3" name="image7.png"/>
+            <wp:docPr id="3" name="image11.png"/>
             <a:graphic>
               <a:graphicData uri="http://schemas.openxmlformats.org/drawingml/2006/picture">
                 <pic:pic>
                   <pic:nvPicPr>
-                    <pic:cNvPr id="0" name="image7.png"/>
+                    <pic:cNvPr id="0" name="image11.png"/>
                     <pic:cNvPicPr preferRelativeResize="0"/>
                   </pic:nvPicPr>
                   <pic:blipFill>
@@ -1077,12 +1077,12 @@
           <wp:inline distB="114300" distT="114300" distL="114300" distR="114300">
             <wp:extent cx="5731200" cy="3530600"/>
             <wp:effectExtent b="0" l="0" r="0" t="0"/>
-            <wp:docPr id="15" name="image16.png"/>
+            <wp:docPr id="15" name="image13.png"/>
             <a:graphic>
               <a:graphicData uri="http://schemas.openxmlformats.org/drawingml/2006/picture">
                 <pic:pic>
                   <pic:nvPicPr>
-                    <pic:cNvPr id="0" name="image16.png"/>
+                    <pic:cNvPr id="0" name="image13.png"/>
                     <pic:cNvPicPr preferRelativeResize="0"/>
                   </pic:nvPicPr>
                   <pic:blipFill>
@@ -1153,12 +1153,12 @@
           <wp:inline distB="114300" distT="114300" distL="114300" distR="114300">
             <wp:extent cx="5731200" cy="3517900"/>
             <wp:effectExtent b="0" l="0" r="0" t="0"/>
-            <wp:docPr id="13" name="image14.png"/>
+            <wp:docPr id="13" name="image16.png"/>
             <a:graphic>
               <a:graphicData uri="http://schemas.openxmlformats.org/drawingml/2006/picture">
                 <pic:pic>
                   <pic:nvPicPr>
-                    <pic:cNvPr id="0" name="image14.png"/>
+                    <pic:cNvPr id="0" name="image16.png"/>
                     <pic:cNvPicPr preferRelativeResize="0"/>
                   </pic:nvPicPr>
                   <pic:blipFill>
@@ -1526,12 +1526,12 @@
           <wp:inline distB="114300" distT="114300" distL="114300" distR="114300">
             <wp:extent cx="5731200" cy="3530600"/>
             <wp:effectExtent b="0" l="0" r="0" t="0"/>
-            <wp:docPr id="11" name="image15.png"/>
+            <wp:docPr id="11" name="image12.png"/>
             <a:graphic>
               <a:graphicData uri="http://schemas.openxmlformats.org/drawingml/2006/picture">
                 <pic:pic>
                   <pic:nvPicPr>
-                    <pic:cNvPr id="0" name="image15.png"/>
+                    <pic:cNvPr id="0" name="image12.png"/>
                     <pic:cNvPicPr preferRelativeResize="0"/>
                   </pic:nvPicPr>
                   <pic:blipFill>
@@ -1600,12 +1600,12 @@
           <wp:inline distB="114300" distT="114300" distL="114300" distR="114300">
             <wp:extent cx="5731200" cy="3517900"/>
             <wp:effectExtent b="0" l="0" r="0" t="0"/>
-            <wp:docPr id="14" name="image12.png"/>
+            <wp:docPr id="14" name="image2.png"/>
             <a:graphic>
               <a:graphicData uri="http://schemas.openxmlformats.org/drawingml/2006/picture">
                 <pic:pic>
                   <pic:nvPicPr>
-                    <pic:cNvPr id="0" name="image12.png"/>
+                    <pic:cNvPr id="0" name="image2.png"/>
                     <pic:cNvPicPr preferRelativeResize="0"/>
                   </pic:nvPicPr>
                   <pic:blipFill>
@@ -1666,12 +1666,12 @@
           <wp:inline distB="114300" distT="114300" distL="114300" distR="114300">
             <wp:extent cx="5731200" cy="3530600"/>
             <wp:effectExtent b="0" l="0" r="0" t="0"/>
-            <wp:docPr id="1" name="image6.png"/>
+            <wp:docPr id="1" name="image8.png"/>
             <a:graphic>
               <a:graphicData uri="http://schemas.openxmlformats.org/drawingml/2006/picture">
                 <pic:pic>
                   <pic:nvPicPr>
-                    <pic:cNvPr id="0" name="image6.png"/>
+                    <pic:cNvPr id="0" name="image8.png"/>
                     <pic:cNvPicPr preferRelativeResize="0"/>
                   </pic:nvPicPr>
                   <pic:blipFill>
